--- a/tillsyn/A 28528-2026 tillsynsbegäran.docx
+++ b/tillsyn/A 28528-2026 tillsynsbegäran.docx
@@ -1625,7 +1625,7 @@
     <w:r>
       <w:tab/>
       <w:tab/>
-      <w:t>2026-09-14</w:t>
+      <w:t>2026-09-15</w:t>
       <w:br/>
       <w:br/>
     </w:r>

--- a/tillsyn/A 28528-2026 tillsynsbegäran.docx
+++ b/tillsyn/A 28528-2026 tillsynsbegäran.docx
@@ -1625,7 +1625,7 @@
     <w:r>
       <w:tab/>
       <w:tab/>
-      <w:t>2026-09-15</w:t>
+      <w:t>2026-09-16</w:t>
       <w:br/>
       <w:br/>
     </w:r>

--- a/tillsyn/A 28528-2026 tillsynsbegäran.docx
+++ b/tillsyn/A 28528-2026 tillsynsbegäran.docx
@@ -1625,7 +1625,7 @@
     <w:r>
       <w:tab/>
       <w:tab/>
-      <w:t>2026-09-16</w:t>
+      <w:t>2026-09-17</w:t>
       <w:br/>
       <w:br/>
     </w:r>

--- a/tillsyn/A 28528-2026 tillsynsbegäran.docx
+++ b/tillsyn/A 28528-2026 tillsynsbegäran.docx
@@ -1625,7 +1625,7 @@
     <w:r>
       <w:tab/>
       <w:tab/>
-      <w:t>2026-09-17</w:t>
+      <w:t>2026-09-18</w:t>
       <w:br/>
       <w:br/>
     </w:r>

--- a/tillsyn/A 28528-2026 tillsynsbegäran.docx
+++ b/tillsyn/A 28528-2026 tillsynsbegäran.docx
@@ -1625,7 +1625,7 @@
     <w:r>
       <w:tab/>
       <w:tab/>
-      <w:t>2026-09-18</w:t>
+      <w:t>2026-09-19</w:t>
       <w:br/>
       <w:br/>
     </w:r>

--- a/tillsyn/A 28528-2026 tillsynsbegäran.docx
+++ b/tillsyn/A 28528-2026 tillsynsbegäran.docx
@@ -1625,7 +1625,7 @@
     <w:r>
       <w:tab/>
       <w:tab/>
-      <w:t>2026-09-19</w:t>
+      <w:t>2026-09-21</w:t>
       <w:br/>
       <w:br/>
     </w:r>

--- a/tillsyn/A 28528-2026 tillsynsbegäran.docx
+++ b/tillsyn/A 28528-2026 tillsynsbegäran.docx
@@ -1625,7 +1625,7 @@
     <w:r>
       <w:tab/>
       <w:tab/>
-      <w:t>2026-09-21</w:t>
+      <w:t>2026-09-23</w:t>
       <w:br/>
       <w:br/>
     </w:r>

--- a/tillsyn/A 28528-2026 tillsynsbegäran.docx
+++ b/tillsyn/A 28528-2026 tillsynsbegäran.docx
@@ -1625,7 +1625,7 @@
     <w:r>
       <w:tab/>
       <w:tab/>
-      <w:t>2026-09-23</w:t>
+      <w:t>2026-09-24</w:t>
       <w:br/>
       <w:br/>
     </w:r>

--- a/tillsyn/A 28528-2026 tillsynsbegäran.docx
+++ b/tillsyn/A 28528-2026 tillsynsbegäran.docx
@@ -1625,7 +1625,7 @@
     <w:r>
       <w:tab/>
       <w:tab/>
-      <w:t>2026-09-24</w:t>
+      <w:t>2026-09-25</w:t>
       <w:br/>
       <w:br/>
     </w:r>

--- a/tillsyn/A 28528-2026 tillsynsbegäran.docx
+++ b/tillsyn/A 28528-2026 tillsynsbegäran.docx
@@ -65,7 +65,7 @@
     </w:p>
     <w:p>
       <w:r>
-        <w:t>I och inom 23 meter från avverkningsanmälan finns fynd av 13 naturvårdsarter, varav 6 är rödlistade, 5 är fridlysta, 11 är typiska (T) och 5 är signalarter (S): garnlav (VU, T), knärot (VU, T, §8), gammelgransskål (NT, T), luddfingersvamp (NT), tretåig hackspett (NT, T, §4), ullticka (NT, T), bårdlav (S, T), dvärgtufs (S), luddlav (S, T), spindelblomster (S, T, §8), stuplav (S, T), järpe (T, §4) och spillkråka (T, §4). Se Figur 1.</w:t>
+        <w:t>I och inom 23 meter från avverkningsanmälan finns fynd av 16 naturvårdsarter, varav 8 är rödlistade, 7 är fridlysta, 12 är typiska (T) och 6 är signalarter (S): garnlav (VU, T), knärot (VU, T, §8), gammelgransskål (NT, T), luddfingersvamp (NT), svartvit taggsvamp (NT), talltita (NT, §4), tretåig hackspett (NT, T, §4), ullticka (NT, T), bårdlav (S, T), dvärgtufs (S), luddlav (S, T), plattlummer (S, T, §9), spindelblomster (S, T, §8), stuplav (S, T), järpe (T, §4) och spillkråka (T, §4). Se Figur 1.</w:t>
       </w:r>
     </w:p>
     <w:p>
@@ -182,7 +182,7 @@
     </w:p>
     <w:p>
       <w:r>
-        <w:t>I det avverkningsanmälda området finns 6 fyndplatser för knärot registrerade på Artportalen. Figur 2 visar gränserna för buffertzoner på 50 m, som behöver lämnas kring fyndplatserna för att knärotslokalerna inte ska försvinna vid en avverkning. Av det avverkningsanmälda området överlappar 0.37 ha med buffertzonerna och får av detta skäl inte avverkas.</w:t>
+        <w:t>I det avverkningsanmälda området finns 13 fyndplatser för knärot registrerade på Artportalen. Figur 2 visar gränserna för buffertzoner på 50 m, som behöver lämnas kring fyndplatserna för att knärotslokalerna inte ska försvinna vid en avverkning. Av det avverkningsanmälda området överlappar 0.47 ha med buffertzonerna och får av detta skäl inte avverkas.</w:t>
       </w:r>
     </w:p>
     <w:p>
@@ -269,6 +269,28 @@
         <w:rPr>
           <w:b/>
         </w:rPr>
+        <w:t xml:space="preserve">Svartvit taggsvamp (NT) </w:t>
+      </w:r>
+      <w:r>
+        <w:t>bildar mykorrhiza med tall, troligen även med gran. Den växer huvudsakligen i äldre, naturligt uppkommen skog på torr eller frisk mark och förekommer såväl på tallhedar som i mossig barrblandskog. Flera olika former har påträffats vid DNA-undersökningar av europeiskt material och det är oklart hur många former som finns i värd land. Kalavverkning av äldre skog är ett reellt hot, liksom maskinell markberedning och minskad andel självföryngring. Lokaler som fortfarande håller svampen behöver säkerställas (SLU Artdatabanken, 2024; Nitare &amp; Skogsstyrelsen, 2019).</w:t>
+      </w:r>
+    </w:p>
+    <w:p>
+      <w:r>
+        <w:rPr>
+          <w:b/>
+        </w:rPr>
+        <w:t>Talltita (NT, §4)</w:t>
+      </w:r>
+      <w:r>
+        <w:t>, rödlistad som nära hotad och prioriterad art i Skogsvårdslagen, har häckningsrevir i anmälan. Arten har minskat kraftigt de senaste 30 åren och minskningstakten innevarande 10-årsperiod beräknas till 20 (10–30) %. Talltitan är synnerligen trogen sitt cirka 15 hektar stora revir och är beroende av flerskiktade olikåldriga skogar för att kunna föda upp sina ungar. Talltitan försvinner om dess livsmiljö kalavverkas (Eggers &amp; Low, 2014; Ekman, 1979; Griesser et al, 2007; Klein, 2020; Siffczyk et al, 2003; SLU Artdatabanken, 2021).</w:t>
+      </w:r>
+    </w:p>
+    <w:p>
+      <w:r>
+        <w:rPr>
+          <w:b/>
+        </w:rPr>
         <w:t>Tretåig hackspett (NT, §4)</w:t>
       </w:r>
       <w:r>
@@ -432,6 +454,35 @@
       </w:r>
       <w:r>
         <w:t>(Nitare &amp; Skogsstyrelsen, 2019; SLU Artdatabanken, 2025).</w:t>
+      </w:r>
+    </w:p>
+    <w:p>
+      <w:r>
+        <w:rPr>
+          <w:b/>
+        </w:rPr>
+        <w:t>Plattlummer (§9)</w:t>
+      </w:r>
+      <w:r>
+        <w:t xml:space="preserve"> växer främst i ljusöppna sandtallskogar eller annan gles, torr och brandpräglad hedbarrskog. Den är mest frekvent i olika typer av naturskogar och kontinuitetsskogar och missgynnas markant av slutavverkning och maskinell markberedning. Söder ut i landet förekommer de närstående arterna cypresslummer (EN, §8) och mellanlummer (NT, §9), vilka båda omfattas av EU:s art- och habitatdirektiv. Plattlummer är typisk art för </w:t>
+      </w:r>
+      <w:r>
+        <w:rPr>
+          <w:i/>
+        </w:rPr>
+        <w:t xml:space="preserve">9010 Taiga </w:t>
+      </w:r>
+      <w:r>
+        <w:t>och</w:t>
+      </w:r>
+      <w:r>
+        <w:rPr>
+          <w:i/>
+        </w:rPr>
+        <w:t xml:space="preserve"> 2320 Rissandhedar </w:t>
+      </w:r>
+      <w:r>
+        <w:t>(Nitare &amp; Skogsstyrelsen, 2019; SLU Artdatabanken, 2026).</w:t>
       </w:r>
     </w:p>
     <w:p>
@@ -614,7 +665,7 @@
     </w:p>
     <w:p>
       <w:r>
-        <w:t>Följande typiska arter har sina livsmiljöer och växtplatser i den avverkningsanmälda skogen: garnlav (VU, T), knärot (VU, T, §8), gammelgransskål (NT, T), tretåig hackspett (NT, T, §4), ullticka (NT, T), bårdlav (S, T), luddlav (S, T), spindelblomster (S, T, §8), stuplav (S, T), järpe (T, §4) och spillkråka (T, §4).</w:t>
+        <w:t>Följande typiska arter har sina livsmiljöer och växtplatser i den avverkningsanmälda skogen: garnlav (VU, T), knärot (VU, T, §8), gammelgransskål (NT, T), tretåig hackspett (NT, T, §4), ullticka (NT, T), bårdlav (S, T), luddlav (S, T), plattlummer (S, T, §9), spindelblomster (S, T, §8), stuplav (S, T), järpe (T, §4) och spillkråka (T, §4).</w:t>
       </w:r>
     </w:p>
     <w:p>
@@ -916,6 +967,126 @@
       </w:r>
       <w:r>
         <w:t>SLU Artdatabanken, Uppsala.</w:t>
+      </w:r>
+    </w:p>
+    <w:p>
+      <w:pPr>
+        <w:pStyle w:val="Heading1"/>
+      </w:pPr>
+      <w:r>
+        <w:t>Talltita – ekologi samt krav på livsmiljön</w:t>
+      </w:r>
+    </w:p>
+    <w:p>
+      <w:r>
+        <w:t>Talltita är rödlistad som NT, fridlyst och prioriterad art i Skogsvårdslagen. Den omfattas av EU:s fågeldirektiv. Arten har minskat kraftigt de senaste 30 åren och minskningstakten innevarande 10-årsperiod beräknas till 20 (10–30) % (SLU Artdatabanken, 2022).</w:t>
+      </w:r>
+    </w:p>
+    <w:p>
+      <w:r>
+        <w:t>Talltita föredrar större sammanhängande barrskogar, och finns såväl i tallskog som granskog och i lövblandad barrskog. Skogens struktur är viktig och ska helst vara flerskiktad med riklig underväxt av mindre granar, björk och andra lövträd och buskar. Tillgång på murknande högstubbar är särskilt viktig, eftersom talltitan helst själv hackar ut sitt bohål (SLU Artdatabanken, 2022).</w:t>
+      </w:r>
+    </w:p>
+    <w:p>
+      <w:r>
+        <w:t>Det finns flera studier som visar att talltita är känslig för gallring och inte överlever när dess livsmiljö kalavverkas (Eggers and Low, 2014; Griesser et al., 2007; Klein, 2020). Talltitans revir är förhållandevis stora, 10–20 hektar och arten missgynnas när skogen fragmenteras. Kalavverkning av större delar av reviret innebär att det överges (Artdatabanken, 2021).</w:t>
+      </w:r>
+    </w:p>
+    <w:p>
+      <w:r>
+        <w:t>Talltitan är synnerligen trogen sitt revir så länge paret lever och biotopen förblir intakt. Paret stannar i sitt revir året om. En förlust av ett revir har därför en stor inverkan på den lokala populationen och trakthyggesbruket anses vara orsak till den svenska populationens kraftiga minskning. Talltiteparets revirtrohet innebär att närhelst under året man observerar en adult talltita så ingår denna plats i reviret (Siffczyk et al., 2003; Ekman, 1979).</w:t>
+      </w:r>
+    </w:p>
+    <w:p>
+      <w:pPr>
+        <w:pStyle w:val="Heading2"/>
+      </w:pPr>
+      <w:r>
+        <w:t>Referenser – talltita</w:t>
+      </w:r>
+    </w:p>
+    <w:p>
+      <w:r>
+        <w:t xml:space="preserve">Eggers, S., Low, M., 2014. </w:t>
+      </w:r>
+      <w:r>
+        <w:rPr>
+          <w:i/>
+        </w:rPr>
+        <w:t xml:space="preserve">Differential demographic responses of sympatric Parids to vegetation management in boreal forest. </w:t>
+      </w:r>
+      <w:r>
+        <w:t>For. Ecol. Manage. 319, 169–175.</w:t>
+      </w:r>
+    </w:p>
+    <w:p>
+      <w:r>
+        <w:t xml:space="preserve">Ekman, J., 1979. </w:t>
+      </w:r>
+      <w:r>
+        <w:rPr>
+          <w:i/>
+        </w:rPr>
+        <w:t xml:space="preserve">Coherence, composition and territories of winter social groups of the Willow Tit Parus montanus and the Crested Tit P. cristatus. </w:t>
+      </w:r>
+      <w:r>
+        <w:t>Ornis Scandinavica, 10, pp 56–68</w:t>
+      </w:r>
+    </w:p>
+    <w:p>
+      <w:r>
+        <w:t xml:space="preserve">Griesser, M., Nystrand, M., Eggers, S., Ekman, J., 2007. </w:t>
+      </w:r>
+      <w:r>
+        <w:rPr>
+          <w:i/>
+        </w:rPr>
+        <w:t xml:space="preserve">Impact of forestry practices on fitness correlates and population productivity in an open-nesting bird species. </w:t>
+      </w:r>
+      <w:r>
+        <w:t>Conserv. Biol. 21, 767–774. https://doi.org/10.1111/j.1523- 1739.2007.00675.x</w:t>
+      </w:r>
+    </w:p>
+    <w:p>
+      <w:r>
+        <w:t xml:space="preserve">Klein, J., 2020. </w:t>
+      </w:r>
+      <w:r>
+        <w:rPr>
+          <w:i/>
+        </w:rPr>
+        <w:t xml:space="preserve">The forgotten forest – On thinning, retention, and biodiversity in the boreal forest. </w:t>
+      </w:r>
+      <w:r>
+        <w:t>Doctoral Thesis No. 2020:50</w:t>
+      </w:r>
+    </w:p>
+    <w:p>
+      <w:r>
+        <w:t xml:space="preserve">Siffczyk, C., Brotons, L., Kangas, K., Orell, M., 2003. </w:t>
+      </w:r>
+      <w:r>
+        <w:rPr>
+          <w:i/>
+        </w:rPr>
+        <w:t xml:space="preserve">Home range size of willow tits. </w:t>
+      </w:r>
+      <w:r>
+        <w:t>Oecologica, 136, 635–642 (2003)</w:t>
+      </w:r>
+    </w:p>
+    <w:p>
+      <w:r>
+        <w:t xml:space="preserve">SLU Artdatabanken, 2021. </w:t>
+      </w:r>
+      <w:r>
+        <w:rPr>
+          <w:i/>
+        </w:rPr>
+        <w:t xml:space="preserve">Artfaktablad. Naturvård – artfakta. </w:t>
+      </w:r>
+      <w:r>
+        <w:t>SLU Artdatabanken, Uppsala</w:t>
       </w:r>
     </w:p>
     <w:p>
@@ -1625,7 +1796,7 @@
     <w:r>
       <w:tab/>
       <w:tab/>
-      <w:t>2026-09-25</w:t>
+      <w:t>2026-09-26</w:t>
       <w:br/>
       <w:br/>
     </w:r>

--- a/tillsyn/A 28528-2026 tillsynsbegäran.docx
+++ b/tillsyn/A 28528-2026 tillsynsbegäran.docx
@@ -1796,7 +1796,7 @@
     <w:r>
       <w:tab/>
       <w:tab/>
-      <w:t>2026-09-26</w:t>
+      <w:t>2026-09-27</w:t>
       <w:br/>
       <w:br/>
     </w:r>

--- a/tillsyn/A 28528-2026 tillsynsbegäran.docx
+++ b/tillsyn/A 28528-2026 tillsynsbegäran.docx
@@ -1796,7 +1796,7 @@
     <w:r>
       <w:tab/>
       <w:tab/>
-      <w:t>2026-09-27</w:t>
+      <w:t>2026-09-28</w:t>
       <w:br/>
       <w:br/>
     </w:r>

--- a/tillsyn/A 28528-2026 tillsynsbegäran.docx
+++ b/tillsyn/A 28528-2026 tillsynsbegäran.docx
@@ -1796,7 +1796,7 @@
     <w:r>
       <w:tab/>
       <w:tab/>
-      <w:t>2026-09-28</w:t>
+      <w:t>2026-09-29</w:t>
       <w:br/>
       <w:br/>
     </w:r>

--- a/tillsyn/A 28528-2026 tillsynsbegäran.docx
+++ b/tillsyn/A 28528-2026 tillsynsbegäran.docx
@@ -1796,7 +1796,7 @@
     <w:r>
       <w:tab/>
       <w:tab/>
-      <w:t>2026-09-29</w:t>
+      <w:t>2026-09-30</w:t>
       <w:br/>
       <w:br/>
     </w:r>

--- a/tillsyn/A 28528-2026 tillsynsbegäran.docx
+++ b/tillsyn/A 28528-2026 tillsynsbegäran.docx
@@ -1796,7 +1796,7 @@
     <w:r>
       <w:tab/>
       <w:tab/>
-      <w:t>2026-09-30</w:t>
+      <w:t>2026-10-01</w:t>
       <w:br/>
       <w:br/>
     </w:r>

--- a/tillsyn/A 28528-2026 tillsynsbegäran.docx
+++ b/tillsyn/A 28528-2026 tillsynsbegäran.docx
@@ -1796,7 +1796,7 @@
     <w:r>
       <w:tab/>
       <w:tab/>
-      <w:t>2026-10-01</w:t>
+      <w:t>2026-10-02</w:t>
       <w:br/>
       <w:br/>
     </w:r>

--- a/tillsyn/A 28528-2026 tillsynsbegäran.docx
+++ b/tillsyn/A 28528-2026 tillsynsbegäran.docx
@@ -65,7 +65,7 @@
     </w:p>
     <w:p>
       <w:r>
-        <w:t>I och inom 23 meter från avverkningsanmälan finns fynd av 16 naturvårdsarter, varav 8 är rödlistade, 7 är fridlysta, 12 är typiska (T) och 6 är signalarter (S): garnlav (VU, T), knärot (VU, T, §8), gammelgransskål (NT, T), luddfingersvamp (NT), svartvit taggsvamp (NT), talltita (NT, §4), tretåig hackspett (NT, T, §4), ullticka (NT, T), bårdlav (S, T), dvärgtufs (S), luddlav (S, T), plattlummer (S, T, §9), spindelblomster (S, T, §8), stuplav (S, T), järpe (T, §4) och spillkråka (T, §4). Se Figur 1.</w:t>
+        <w:t>I och inom 23 meter från avverkningsanmälan finns fynd av 17 naturvårdsarter, varav 9 är rödlistade, 8 är fridlysta, 13 är typiska (T) och 6 är signalarter (S): garnlav (VU, T), knärot (VU, T, §8), gammelgransskål (NT, T), lavskrika (NT, T, §4), luddfingersvamp (NT), svartvit taggsvamp (NT), talltita (NT, §4), tretåig hackspett (NT, T, §4), ullticka (NT, T), bårdlav (S, T), dvärgtufs (S), luddlav (S, T), plattlummer (S, T, §9), spindelblomster (S, T, §8), stuplav (S, T), järpe (T, §4) och spillkråka (T, §4). Se Figur 1.</w:t>
       </w:r>
     </w:p>
     <w:p>
@@ -258,6 +258,26 @@
         <w:rPr>
           <w:b/>
         </w:rPr>
+        <w:t>Lavskrika (NT, §4)</w:t>
+      </w:r>
+      <w:r>
+        <w:t xml:space="preserve"> är rödlistad som nära hotad och fridlyst enligt 4§ artskyddsförordningen. Den har minskat med 20 (10–30) % under de senaste 15 åren och minskningstakten bedöms vara nära gränsvärdet för sårbar (VU). Lavskrikan är en mycket stationär fågel, som häckar i äldre, slutna och hänglavsrika barrskogar. Nyckelfaktorer är flerskiktad skog med rik undervegetation samt riklig förekomst av hänglavar. Reviren är livslånga med hemområden som varierar mellan 50 och 150 ha. Inom ett revir av hög kvalitet finns det som regel ett eller flera kärnområden (1–20 ha) med relativt tät flerskiktad granskog. Arten missgynnas när flerskiktad skog omförs till enskiktade bestånd och även röjning och hård gallring är starkt negativt. Lavskrikan har relativt stora hemområden och försvinner när den äldre skogen fragmenteras, särskilt allvarligt är när kärnområdena avverkas. Den försvinner successivt framför allt vid dess utbredningsgränser och populationen har minskat kontinuerligt under 2000-talet. Lavskrika är typisk art för </w:t>
+      </w:r>
+      <w:r>
+        <w:rPr>
+          <w:i/>
+        </w:rPr>
+        <w:t>9010 Taiga</w:t>
+      </w:r>
+      <w:r>
+        <w:t xml:space="preserve"> (SLU Artdatabanken, 2026; Skogsstyrelsen 2016).</w:t>
+      </w:r>
+    </w:p>
+    <w:p>
+      <w:r>
+        <w:rPr>
+          <w:b/>
+        </w:rPr>
         <w:t>Luddfingersvamp (NT)</w:t>
       </w:r>
       <w:r>
@@ -665,7 +685,7 @@
     </w:p>
     <w:p>
       <w:r>
-        <w:t>Följande typiska arter har sina livsmiljöer och växtplatser i den avverkningsanmälda skogen: garnlav (VU, T), knärot (VU, T, §8), gammelgransskål (NT, T), tretåig hackspett (NT, T, §4), ullticka (NT, T), bårdlav (S, T), luddlav (S, T), plattlummer (S, T, §9), spindelblomster (S, T, §8), stuplav (S, T), järpe (T, §4) och spillkråka (T, §4).</w:t>
+        <w:t>Följande typiska arter har sina livsmiljöer och växtplatser i den avverkningsanmälda skogen: garnlav (VU, T), knärot (VU, T, §8), gammelgransskål (NT, T), lavskrika (NT, T, §4), tretåig hackspett (NT, T, §4), ullticka (NT, T), bårdlav (S, T), luddlav (S, T), plattlummer (S, T, §9), spindelblomster (S, T, §8), stuplav (S, T), järpe (T, §4) och spillkråka (T, §4).</w:t>
       </w:r>
     </w:p>
     <w:p>
@@ -967,6 +987,92 @@
       </w:r>
       <w:r>
         <w:t>SLU Artdatabanken, Uppsala.</w:t>
+      </w:r>
+    </w:p>
+    <w:p>
+      <w:pPr>
+        <w:pStyle w:val="Heading1"/>
+      </w:pPr>
+      <w:r>
+        <w:t>Lavskrika – ekologi samt krav på livsmiljön</w:t>
+      </w:r>
+    </w:p>
+    <w:p>
+      <w:r>
+        <w:t>Lavskrika är rödlistad som nära hotad (NT), fridlyst enligt 4 § artskyddsförordningen (2007:845) och ingår i förteckningen över prioriterade arter i Skogsstyrelsens föreskrifter och allmänna råd (SKSFS 2011:7) bilaga 4. Lavskrikan är en mycket stationär fågel, som häckar i äldre, slutna och hänglavsrika barrskogar. Nyckelfaktorer är flerskiktad skog med rik undervegetation samt riklig förekomst av hänglavar (SLU Artdatabanken, 2026).</w:t>
+      </w:r>
+    </w:p>
+    <w:p>
+      <w:r>
+        <w:t xml:space="preserve">I Skogsstyrelsens vägledning för hänsyn till fåglar står bland annat att: </w:t>
+      </w:r>
+      <w:r>
+        <w:rPr>
+          <w:i/>
+        </w:rPr>
+        <w:t>“Reviren är livslånga med hemområden som varierar mellan 50 och 150 ha. Hemområdena har inga fasta gränser utan det handlar mera om de yttre gränserna för familjegruppernas rörelser. Lavskrikan undviker att förflytta sig över stora öppna områden och hemområdesstorleken är därför större i områden fragmenterade av hyggen och yngre skog än i områden med i sammanhängande äldre skog. Det finns studier som antyder att det inom ett revir bör finnas maximalt 15 % öppna ytor och ungskog. Inom ett revir av hög kvalitet finns det som regel ett eller flera kärnområden (1–20 ha) med relativt tät flerskiktad granskog.”</w:t>
+      </w:r>
+      <w:r>
+        <w:t xml:space="preserve"> Vidare att: </w:t>
+      </w:r>
+      <w:r>
+        <w:rPr>
+          <w:i/>
+        </w:rPr>
+        <w:t>“Arten missgynnas när flerskiktad skog omförs till enskiktade bestånd. Även skogsskötsel med återkommande röjning och hård gallring är starkt negativt. Lavskrikan har relativt stora hemområden och försvinner när den äldre skogen fragmenteras, särskilt allvarligt är när kärnområdena avverkas.”</w:t>
+      </w:r>
+      <w:r>
+        <w:t xml:space="preserve"> (Skogsstyrelsen 2016).</w:t>
+      </w:r>
+    </w:p>
+    <w:p>
+      <w:r>
+        <w:t xml:space="preserve">Populationen har minskat med 20 (10–30) % under de senaste 15 åren och minskningstakten bedöms vara nära gränsvärdet för sårbar (VU). Arten försvinner successivt framför allt vid dess utbredningsgränser och populationen har minskat kontinuerligt under 2000-talet. Lavskrika är typisk art för </w:t>
+      </w:r>
+      <w:r>
+        <w:rPr>
+          <w:i/>
+        </w:rPr>
+        <w:t>9010 Taiga</w:t>
+      </w:r>
+      <w:r>
+        <w:t xml:space="preserve"> (SLU Artdatabanken, 2026).</w:t>
+      </w:r>
+    </w:p>
+    <w:p>
+      <w:pPr>
+        <w:pStyle w:val="Heading2"/>
+      </w:pPr>
+      <w:r>
+        <w:t>Referenser – lavskrika</w:t>
+      </w:r>
+    </w:p>
+    <w:p>
+      <w:r>
+        <w:t xml:space="preserve">Skogsstyrelsen, 2016. </w:t>
+      </w:r>
+      <w:r>
+        <w:rPr>
+          <w:i/>
+        </w:rPr>
+        <w:t xml:space="preserve">Vägledning för hänsyn till fåglar – lavskrika. </w:t>
+      </w:r>
+      <w:r>
+        <w:t>https://www.skogsstyrelsen.se/globalassets/lag-och-tillsyn/artskydd/vagledningar-for-hansyn-till-faglar/lavskrika-vagledning-hansyn.pdf</w:t>
+      </w:r>
+    </w:p>
+    <w:p>
+      <w:r>
+        <w:t xml:space="preserve">SLU Artdatabanken, 2026. </w:t>
+      </w:r>
+      <w:r>
+        <w:rPr>
+          <w:i/>
+        </w:rPr>
+        <w:t xml:space="preserve">Artfaktablad. Naturvård – artfakta. </w:t>
+      </w:r>
+      <w:r>
+        <w:t>SLU Artdatabanken, Uppsala</w:t>
       </w:r>
     </w:p>
     <w:p>
@@ -1796,7 +1902,7 @@
     <w:r>
       <w:tab/>
       <w:tab/>
-      <w:t>2026-10-02</w:t>
+      <w:t>2026-10-03</w:t>
       <w:br/>
       <w:br/>
     </w:r>

--- a/tillsyn/A 28528-2026 tillsynsbegäran.docx
+++ b/tillsyn/A 28528-2026 tillsynsbegäran.docx
@@ -1902,7 +1902,7 @@
     <w:r>
       <w:tab/>
       <w:tab/>
-      <w:t>2026-10-03</w:t>
+      <w:t>2026-10-04</w:t>
       <w:br/>
       <w:br/>
     </w:r>

--- a/tillsyn/A 28528-2026 tillsynsbegäran.docx
+++ b/tillsyn/A 28528-2026 tillsynsbegäran.docx
@@ -1902,7 +1902,7 @@
     <w:r>
       <w:tab/>
       <w:tab/>
-      <w:t>2026-10-04</w:t>
+      <w:t>2026-10-05</w:t>
       <w:br/>
       <w:br/>
     </w:r>

--- a/tillsyn/A 28528-2026 tillsynsbegäran.docx
+++ b/tillsyn/A 28528-2026 tillsynsbegäran.docx
@@ -1902,7 +1902,7 @@
     <w:r>
       <w:tab/>
       <w:tab/>
-      <w:t>2026-10-05</w:t>
+      <w:t>2026-10-06</w:t>
       <w:br/>
       <w:br/>
     </w:r>

--- a/tillsyn/A 28528-2026 tillsynsbegäran.docx
+++ b/tillsyn/A 28528-2026 tillsynsbegäran.docx
@@ -1902,7 +1902,7 @@
     <w:r>
       <w:tab/>
       <w:tab/>
-      <w:t>2026-10-06</w:t>
+      <w:t>2026-10-07</w:t>
       <w:br/>
       <w:br/>
     </w:r>

--- a/tillsyn/A 28528-2026 tillsynsbegäran.docx
+++ b/tillsyn/A 28528-2026 tillsynsbegäran.docx
@@ -1902,7 +1902,7 @@
     <w:r>
       <w:tab/>
       <w:tab/>
-      <w:t>2026-10-07</w:t>
+      <w:t>2026-10-08</w:t>
       <w:br/>
       <w:br/>
     </w:r>

--- a/tillsyn/A 28528-2026 tillsynsbegäran.docx
+++ b/tillsyn/A 28528-2026 tillsynsbegäran.docx
@@ -1902,7 +1902,7 @@
     <w:r>
       <w:tab/>
       <w:tab/>
-      <w:t>2026-10-08</w:t>
+      <w:t>2026-10-09</w:t>
       <w:br/>
       <w:br/>
     </w:r>

--- a/tillsyn/A 28528-2026 tillsynsbegäran.docx
+++ b/tillsyn/A 28528-2026 tillsynsbegäran.docx
@@ -1902,7 +1902,7 @@
     <w:r>
       <w:tab/>
       <w:tab/>
-      <w:t>2026-10-09</w:t>
+      <w:t>2026-10-10</w:t>
       <w:br/>
       <w:br/>
     </w:r>

--- a/tillsyn/A 28528-2026 tillsynsbegäran.docx
+++ b/tillsyn/A 28528-2026 tillsynsbegäran.docx
@@ -1902,7 +1902,7 @@
     <w:r>
       <w:tab/>
       <w:tab/>
-      <w:t>2026-10-10</w:t>
+      <w:t>2026-10-11</w:t>
       <w:br/>
       <w:br/>
     </w:r>

--- a/tillsyn/A 28528-2026 tillsynsbegäran.docx
+++ b/tillsyn/A 28528-2026 tillsynsbegäran.docx
@@ -1902,7 +1902,7 @@
     <w:r>
       <w:tab/>
       <w:tab/>
-      <w:t>2026-10-11</w:t>
+      <w:t>2026-10-12</w:t>
       <w:br/>
       <w:br/>
     </w:r>

--- a/tillsyn/A 28528-2026 tillsynsbegäran.docx
+++ b/tillsyn/A 28528-2026 tillsynsbegäran.docx
@@ -1902,7 +1902,7 @@
     <w:r>
       <w:tab/>
       <w:tab/>
-      <w:t>2026-10-12</w:t>
+      <w:t>2026-10-13</w:t>
       <w:br/>
       <w:br/>
     </w:r>

--- a/tillsyn/A 28528-2026 tillsynsbegäran.docx
+++ b/tillsyn/A 28528-2026 tillsynsbegäran.docx
@@ -1902,7 +1902,7 @@
     <w:r>
       <w:tab/>
       <w:tab/>
-      <w:t>2026-10-13</w:t>
+      <w:t>2026-10-14</w:t>
       <w:br/>
       <w:br/>
     </w:r>

--- a/tillsyn/A 28528-2026 tillsynsbegäran.docx
+++ b/tillsyn/A 28528-2026 tillsynsbegäran.docx
@@ -1902,7 +1902,7 @@
     <w:r>
       <w:tab/>
       <w:tab/>
-      <w:t>2026-10-14</w:t>
+      <w:t>2026-10-15</w:t>
       <w:br/>
       <w:br/>
     </w:r>

--- a/tillsyn/A 28528-2026 tillsynsbegäran.docx
+++ b/tillsyn/A 28528-2026 tillsynsbegäran.docx
@@ -1902,7 +1902,7 @@
     <w:r>
       <w:tab/>
       <w:tab/>
-      <w:t>2026-10-15</w:t>
+      <w:t>2026-10-16</w:t>
       <w:br/>
       <w:br/>
     </w:r>

--- a/tillsyn/A 28528-2026 tillsynsbegäran.docx
+++ b/tillsyn/A 28528-2026 tillsynsbegäran.docx
@@ -1902,7 +1902,7 @@
     <w:r>
       <w:tab/>
       <w:tab/>
-      <w:t>2026-10-16</w:t>
+      <w:t>2026-10-17</w:t>
       <w:br/>
       <w:br/>
     </w:r>

--- a/tillsyn/A 28528-2026 tillsynsbegäran.docx
+++ b/tillsyn/A 28528-2026 tillsynsbegäran.docx
@@ -1902,7 +1902,7 @@
     <w:r>
       <w:tab/>
       <w:tab/>
-      <w:t>2026-10-17</w:t>
+      <w:t>2026-10-18</w:t>
       <w:br/>
       <w:br/>
     </w:r>

--- a/tillsyn/A 28528-2026 tillsynsbegäran.docx
+++ b/tillsyn/A 28528-2026 tillsynsbegäran.docx
@@ -1902,7 +1902,7 @@
     <w:r>
       <w:tab/>
       <w:tab/>
-      <w:t>2026-10-18</w:t>
+      <w:t>2026-10-19</w:t>
       <w:br/>
       <w:br/>
     </w:r>

--- a/tillsyn/A 28528-2026 tillsynsbegäran.docx
+++ b/tillsyn/A 28528-2026 tillsynsbegäran.docx
@@ -1902,7 +1902,7 @@
     <w:r>
       <w:tab/>
       <w:tab/>
-      <w:t>2026-10-19</w:t>
+      <w:t>2026-10-20</w:t>
       <w:br/>
       <w:br/>
     </w:r>

--- a/tillsyn/A 28528-2026 tillsynsbegäran.docx
+++ b/tillsyn/A 28528-2026 tillsynsbegäran.docx
@@ -1902,7 +1902,7 @@
     <w:r>
       <w:tab/>
       <w:tab/>
-      <w:t>2026-10-20</w:t>
+      <w:t>2026-10-21</w:t>
       <w:br/>
       <w:br/>
     </w:r>

--- a/tillsyn/A 28528-2026 tillsynsbegäran.docx
+++ b/tillsyn/A 28528-2026 tillsynsbegäran.docx
@@ -1902,7 +1902,7 @@
     <w:r>
       <w:tab/>
       <w:tab/>
-      <w:t>2026-10-21</w:t>
+      <w:t>2026-10-22</w:t>
       <w:br/>
       <w:br/>
     </w:r>

--- a/tillsyn/A 28528-2026 tillsynsbegäran.docx
+++ b/tillsyn/A 28528-2026 tillsynsbegäran.docx
@@ -1902,7 +1902,7 @@
     <w:r>
       <w:tab/>
       <w:tab/>
-      <w:t>2026-10-22</w:t>
+      <w:t>2026-10-23</w:t>
       <w:br/>
       <w:br/>
     </w:r>

--- a/tillsyn/A 28528-2026 tillsynsbegäran.docx
+++ b/tillsyn/A 28528-2026 tillsynsbegäran.docx
@@ -1902,7 +1902,7 @@
     <w:r>
       <w:tab/>
       <w:tab/>
-      <w:t>2026-10-23</w:t>
+      <w:t>2026-10-24</w:t>
       <w:br/>
       <w:br/>
     </w:r>

--- a/tillsyn/A 28528-2026 tillsynsbegäran.docx
+++ b/tillsyn/A 28528-2026 tillsynsbegäran.docx
@@ -1902,7 +1902,7 @@
     <w:r>
       <w:tab/>
       <w:tab/>
-      <w:t>2026-10-24</w:t>
+      <w:t>2026-10-25</w:t>
       <w:br/>
       <w:br/>
     </w:r>

--- a/tillsyn/A 28528-2026 tillsynsbegäran.docx
+++ b/tillsyn/A 28528-2026 tillsynsbegäran.docx
@@ -1902,7 +1902,7 @@
     <w:r>
       <w:tab/>
       <w:tab/>
-      <w:t>2026-10-25</w:t>
+      <w:t>2026-10-26</w:t>
       <w:br/>
       <w:br/>
     </w:r>

--- a/tillsyn/A 28528-2026 tillsynsbegäran.docx
+++ b/tillsyn/A 28528-2026 tillsynsbegäran.docx
@@ -1902,7 +1902,7 @@
     <w:r>
       <w:tab/>
       <w:tab/>
-      <w:t>2026-10-26</w:t>
+      <w:t>2026-10-27</w:t>
       <w:br/>
       <w:br/>
     </w:r>

--- a/tillsyn/A 28528-2026 tillsynsbegäran.docx
+++ b/tillsyn/A 28528-2026 tillsynsbegäran.docx
@@ -1902,7 +1902,7 @@
     <w:r>
       <w:tab/>
       <w:tab/>
-      <w:t>2026-10-27</w:t>
+      <w:t>2026-10-28</w:t>
       <w:br/>
       <w:br/>
     </w:r>

--- a/tillsyn/A 28528-2026 tillsynsbegäran.docx
+++ b/tillsyn/A 28528-2026 tillsynsbegäran.docx
@@ -1902,7 +1902,7 @@
     <w:r>
       <w:tab/>
       <w:tab/>
-      <w:t>2026-10-28</w:t>
+      <w:t>2026-10-29</w:t>
       <w:br/>
       <w:br/>
     </w:r>

--- a/tillsyn/A 28528-2026 tillsynsbegäran.docx
+++ b/tillsyn/A 28528-2026 tillsynsbegäran.docx
@@ -1902,7 +1902,7 @@
     <w:r>
       <w:tab/>
       <w:tab/>
-      <w:t>2026-10-29</w:t>
+      <w:t>2026-10-31</w:t>
       <w:br/>
       <w:br/>
     </w:r>
